--- a/Ian_Blad_Resume copy.docx
+++ b/Ian_Blad_Resume copy.docx
@@ -1,6 +1,6 @@
 
 <file path=word/document.xml><?xml version="1.0" encoding="utf-8"?>
-<w:document xmlns:wpc="http://schemas.microsoft.com/office/word/2010/wordprocessingCanvas" xmlns:cx="http://schemas.microsoft.com/office/drawing/2014/chartex" xmlns:cx1="http://schemas.microsoft.com/office/drawing/2015/9/8/chartex" xmlns:cx2="http://schemas.microsoft.com/office/drawing/2015/10/21/chartex" xmlns:cx3="http://schemas.microsoft.com/office/drawing/2016/5/9/chartex" xmlns:cx4="http://schemas.microsoft.com/office/drawing/2016/5/10/chartex" xmlns:cx5="http://schemas.microsoft.com/office/drawing/2016/5/11/chartex" xmlns:cx6="http://schemas.microsoft.com/office/drawing/2016/5/12/chartex" xmlns:cx7="http://schemas.microsoft.com/office/drawing/2016/5/13/chartex" xmlns:cx8="http://schemas.microsoft.com/office/drawing/2016/5/14/chartex" xmlns:mc="http://schemas.openxmlformats.org/markup-compatibility/2006" xmlns:aink="http://schemas.microsoft.com/office/drawing/2016/ink" xmlns:am3d="http://schemas.microsoft.com/office/drawing/2017/model3d" xmlns:o="urn:schemas-microsoft-com:office:office" xmlns:oel="http://schemas.microsoft.com/office/2019/extlst" xmlns:r="http://schemas.openxmlformats.org/officeDocument/2006/relationships" xmlns:m="http://schemas.openxmlformats.org/officeDocument/2006/math" xmlns:v="urn:schemas-microsoft-com:vml" xmlns:wp14="http://schemas.microsoft.com/office/word/2010/wordprocessingDrawing" xmlns:wp="http://schemas.openxmlformats.org/drawingml/2006/wordprocessingDrawing" xmlns:w10="urn:schemas-microsoft-com:office:word" xmlns:w="http://schemas.openxmlformats.org/wordprocessingml/2006/main" xmlns:w14="http://schemas.microsoft.com/office/word/2010/wordml" xmlns:w15="http://schemas.microsoft.com/office/word/2012/wordml" xmlns:w16cex="http://schemas.microsoft.com/office/word/2018/wordml/cex" xmlns:w16cid="http://schemas.microsoft.com/office/word/2016/wordml/cid" xmlns:w16="http://schemas.microsoft.com/office/word/2018/wordml" xmlns:w16sdtdh="http://schemas.microsoft.com/office/word/2020/wordml/sdtdatahash" xmlns:w16se="http://schemas.microsoft.com/office/word/2015/wordml/symex" xmlns:wpg="http://schemas.microsoft.com/office/word/2010/wordprocessingGroup" xmlns:wpi="http://schemas.microsoft.com/office/word/2010/wordprocessingInk" xmlns:wne="http://schemas.microsoft.com/office/word/2006/wordml" xmlns:wps="http://schemas.microsoft.com/office/word/2010/wordprocessingShape" mc:Ignorable="w14 w15 w16se w16cid w16 w16cex w16sdtdh wp14">
+<w:document xmlns:wpc="http://schemas.microsoft.com/office/word/2010/wordprocessingCanvas" xmlns:cx="http://schemas.microsoft.com/office/drawing/2014/chartex" xmlns:cx1="http://schemas.microsoft.com/office/drawing/2015/9/8/chartex" xmlns:cx2="http://schemas.microsoft.com/office/drawing/2015/10/21/chartex" xmlns:cx3="http://schemas.microsoft.com/office/drawing/2016/5/9/chartex" xmlns:cx4="http://schemas.microsoft.com/office/drawing/2016/5/10/chartex" xmlns:cx5="http://schemas.microsoft.com/office/drawing/2016/5/11/chartex" xmlns:cx6="http://schemas.microsoft.com/office/drawing/2016/5/12/chartex" xmlns:cx7="http://schemas.microsoft.com/office/drawing/2016/5/13/chartex" xmlns:cx8="http://schemas.microsoft.com/office/drawing/2016/5/14/chartex" xmlns:mc="http://schemas.openxmlformats.org/markup-compatibility/2006" xmlns:aink="http://schemas.microsoft.com/office/drawing/2016/ink" xmlns:am3d="http://schemas.microsoft.com/office/drawing/2017/model3d" xmlns:o="urn:schemas-microsoft-com:office:office" xmlns:oel="http://schemas.microsoft.com/office/2019/extlst" xmlns:r="http://schemas.openxmlformats.org/officeDocument/2006/relationships" xmlns:m="http://schemas.openxmlformats.org/officeDocument/2006/math" xmlns:v="urn:schemas-microsoft-com:vml" xmlns:wp14="http://schemas.microsoft.com/office/word/2010/wordprocessingDrawing" xmlns:wp="http://schemas.openxmlformats.org/drawingml/2006/wordprocessingDrawing" xmlns:w10="urn:schemas-microsoft-com:office:word" xmlns:w="http://schemas.openxmlformats.org/wordprocessingml/2006/main" xmlns:w14="http://schemas.microsoft.com/office/word/2010/wordml" xmlns:w15="http://schemas.microsoft.com/office/word/2012/wordml" xmlns:w16cex="http://schemas.microsoft.com/office/word/2018/wordml/cex" xmlns:w16cid="http://schemas.microsoft.com/office/word/2016/wordml/cid" xmlns:w16="http://schemas.microsoft.com/office/word/2018/wordml" xmlns:w16du="http://schemas.microsoft.com/office/word/2023/wordml/word16du" xmlns:w16sdtdh="http://schemas.microsoft.com/office/word/2020/wordml/sdtdatahash" xmlns:w16sdtfl="http://schemas.microsoft.com/office/word/2024/wordml/sdtformatlock" xmlns:w16se="http://schemas.microsoft.com/office/word/2015/wordml/symex" xmlns:wpg="http://schemas.microsoft.com/office/word/2010/wordprocessingGroup" xmlns:wpi="http://schemas.microsoft.com/office/word/2010/wordprocessingInk" xmlns:wne="http://schemas.microsoft.com/office/word/2006/wordml" xmlns:wps="http://schemas.microsoft.com/office/word/2010/wordprocessingShape" mc:Ignorable="w14 w15 w16se w16cid w16 w16cex w16sdtdh w16sdtfl w16du wp14">
   <w:body>
     <w:p>
       <w:pPr>
@@ -174,26 +174,126 @@
     </w:p>
     <w:p>
       <w:pPr>
-        <w:tabs>
-          <w:tab w:val="right" w:pos="10110"/>
-        </w:tabs>
-        <w:spacing w:line="220" w:lineRule="atLeast"/>
-        <w:rPr>
-          <w:rStyle w:val="fs14fw4text-right"/>
-          <w:rFonts w:ascii="Arial" w:eastAsia="Arial" w:hAnsi="Arial" w:cs="Arial"/>
-          <w:sz w:val="22"/>
-          <w:szCs w:val="22"/>
-        </w:rPr>
-      </w:pPr>
-      <w:r>
-        <w:rPr>
-          <w:rStyle w:val="fs14fw6overflow-hidden"/>
+        <w:pBdr>
+          <w:top w:val="single" w:sz="6" w:space="8" w:color="000000"/>
+        </w:pBdr>
+        <w:rPr>
+          <w:rFonts w:ascii="Arial" w:eastAsia="Arial" w:hAnsi="Arial" w:cs="Arial"/>
+          <w:sz w:val="22"/>
+          <w:szCs w:val="22"/>
+        </w:rPr>
+      </w:pPr>
+      <w:r>
+        <w:rPr>
           <w:rFonts w:ascii="Arial" w:eastAsia="Arial" w:hAnsi="Arial" w:cs="Arial"/>
           <w:b/>
           <w:bCs/>
           <w:sz w:val="22"/>
           <w:szCs w:val="22"/>
         </w:rPr>
+        <w:t xml:space="preserve">M.A. &amp; PhD Industrial Organizational Psychology                                     </w:t>
+      </w:r>
+      <w:r>
+        <w:rPr>
+          <w:rFonts w:ascii="Arial" w:eastAsia="Arial" w:hAnsi="Arial" w:cs="Arial"/>
+          <w:sz w:val="22"/>
+          <w:szCs w:val="22"/>
+        </w:rPr>
+        <w:t>September 2026 – Est 2030</w:t>
+      </w:r>
+    </w:p>
+    <w:p>
+      <w:pPr>
+        <w:pBdr>
+          <w:top w:val="single" w:sz="6" w:space="8" w:color="000000"/>
+        </w:pBdr>
+        <w:rPr>
+          <w:rFonts w:ascii="Arial" w:eastAsia="Arial" w:hAnsi="Arial" w:cs="Arial"/>
+          <w:sz w:val="22"/>
+          <w:szCs w:val="22"/>
+        </w:rPr>
+      </w:pPr>
+      <w:r>
+        <w:rPr>
+          <w:rFonts w:ascii="Arial" w:eastAsia="Arial" w:hAnsi="Arial" w:cs="Arial"/>
+          <w:i/>
+          <w:iCs/>
+          <w:sz w:val="22"/>
+          <w:szCs w:val="22"/>
+        </w:rPr>
+        <w:t>Seattle Pacific University</w:t>
+      </w:r>
+      <w:r>
+        <w:rPr>
+          <w:rFonts w:ascii="Arial" w:eastAsia="Arial" w:hAnsi="Arial" w:cs="Arial"/>
+          <w:i/>
+          <w:iCs/>
+          <w:sz w:val="22"/>
+          <w:szCs w:val="22"/>
+        </w:rPr>
+        <w:t xml:space="preserve">                                                                                             </w:t>
+      </w:r>
+      <w:r>
+        <w:rPr>
+          <w:rFonts w:ascii="Arial" w:eastAsia="Arial" w:hAnsi="Arial" w:cs="Arial"/>
+          <w:sz w:val="22"/>
+          <w:szCs w:val="22"/>
+        </w:rPr>
+        <w:t>Seattle, Washington</w:t>
+      </w:r>
+    </w:p>
+    <w:p>
+      <w:pPr>
+        <w:numPr>
+          <w:ilvl w:val="0"/>
+          <w:numId w:val="14"/>
+        </w:numPr>
+        <w:rPr>
+          <w:rFonts w:ascii="Arial" w:eastAsia="Arial" w:hAnsi="Arial" w:cs="Arial"/>
+          <w:sz w:val="22"/>
+          <w:szCs w:val="22"/>
+        </w:rPr>
+      </w:pPr>
+      <w:r>
+        <w:rPr>
+          <w:rFonts w:ascii="Arial" w:eastAsia="Arial" w:hAnsi="Arial" w:cs="Arial"/>
+          <w:sz w:val="22"/>
+          <w:szCs w:val="22"/>
+        </w:rPr>
+        <w:t>Currently doing research in how organizations construe narratives and its effect on the workplace along with other research in the areas of employee engagement, retention, and belonging.</w:t>
+      </w:r>
+    </w:p>
+    <w:p>
+      <w:pPr>
+        <w:rPr>
+          <w:rFonts w:ascii="Arial" w:eastAsia="Arial" w:hAnsi="Arial" w:cs="Arial"/>
+          <w:sz w:val="22"/>
+          <w:szCs w:val="22"/>
+        </w:rPr>
+      </w:pPr>
+    </w:p>
+    <w:p>
+      <w:pPr>
+        <w:tabs>
+          <w:tab w:val="right" w:pos="10110"/>
+        </w:tabs>
+        <w:spacing w:line="220" w:lineRule="atLeast"/>
+        <w:rPr>
+          <w:rStyle w:val="fs14fw4text-right"/>
+          <w:rFonts w:ascii="Arial" w:eastAsia="Arial" w:hAnsi="Arial" w:cs="Arial"/>
+          <w:sz w:val="22"/>
+          <w:szCs w:val="22"/>
+        </w:rPr>
+      </w:pPr>
+      <w:r>
+        <w:rPr>
+          <w:rStyle w:val="fs14fw6overflow-hidden"/>
+          <w:rFonts w:ascii="Arial" w:eastAsia="Arial" w:hAnsi="Arial" w:cs="Arial"/>
+          <w:b/>
+          <w:bCs/>
+          <w:sz w:val="22"/>
+          <w:szCs w:val="22"/>
+        </w:rPr>
         <w:t>B.S. Psychology, Industrial/Organizational Emphasis, DS Minor</w:t>
       </w:r>
       <w:r>
@@ -212,7 +312,16 @@
           <w:sz w:val="22"/>
           <w:szCs w:val="22"/>
         </w:rPr>
-        <w:t>September 2021 - Present</w:t>
+        <w:t xml:space="preserve">September 2021 - </w:t>
+      </w:r>
+      <w:r>
+        <w:rPr>
+          <w:rStyle w:val="fs14fw4text-rightoverflow-hidden"/>
+          <w:rFonts w:ascii="Arial" w:eastAsia="Arial" w:hAnsi="Arial" w:cs="Arial"/>
+          <w:sz w:val="22"/>
+          <w:szCs w:val="22"/>
+        </w:rPr>
+        <w:t>2026</w:t>
       </w:r>
     </w:p>
     <w:p>
@@ -367,18 +476,8 @@
           <w:sz w:val="22"/>
           <w:szCs w:val="22"/>
         </w:rPr>
-        <w:t xml:space="preserve">Learned analytical philosophical skills in philosophy minor </w:t>
-      </w:r>
-      <w:proofErr w:type="gramStart"/>
-      <w:r>
-        <w:rPr>
-          <w:rFonts w:ascii="Arial" w:eastAsia="Arial" w:hAnsi="Arial" w:cs="Arial"/>
-          <w:sz w:val="22"/>
-          <w:szCs w:val="22"/>
-        </w:rPr>
-        <w:t>classes</w:t>
-      </w:r>
-      <w:proofErr w:type="gramEnd"/>
+        <w:t>Learned analytical philosophical skills in philosophy minor classes</w:t>
+      </w:r>
     </w:p>
     <w:p>
       <w:pPr>
@@ -544,18 +643,8 @@
           <w:sz w:val="22"/>
           <w:szCs w:val="22"/>
         </w:rPr>
-        <w:t xml:space="preserve">Created an automated employee evaluation system projected to save hundreds of management hours </w:t>
-      </w:r>
-      <w:proofErr w:type="gramStart"/>
-      <w:r>
-        <w:rPr>
-          <w:rFonts w:ascii="Arial" w:eastAsia="Arial" w:hAnsi="Arial" w:cs="Arial"/>
-          <w:sz w:val="22"/>
-          <w:szCs w:val="22"/>
-        </w:rPr>
-        <w:t>yearly</w:t>
-      </w:r>
-      <w:proofErr w:type="gramEnd"/>
+        <w:t>Created an automated employee evaluation system projected to save hundreds of management hours yearly</w:t>
+      </w:r>
     </w:p>
     <w:p>
       <w:pPr>
@@ -577,18 +666,8 @@
           <w:sz w:val="22"/>
           <w:szCs w:val="22"/>
         </w:rPr>
-        <w:t xml:space="preserve">Executed multiple analysis in employee turnover, recruiter effectiveness and industry standards in HR metrics using R and Python </w:t>
-      </w:r>
-      <w:proofErr w:type="gramStart"/>
-      <w:r>
-        <w:rPr>
-          <w:rFonts w:ascii="Arial" w:eastAsia="Arial" w:hAnsi="Arial" w:cs="Arial"/>
-          <w:sz w:val="22"/>
-          <w:szCs w:val="22"/>
-        </w:rPr>
-        <w:t>tools</w:t>
-      </w:r>
-      <w:proofErr w:type="gramEnd"/>
+        <w:t>Executed multiple analysis in employee turnover, recruiter effectiveness and industry standards in HR metrics using R and Python tools</w:t>
+      </w:r>
     </w:p>
     <w:p>
       <w:pPr>
@@ -716,18 +795,8 @@
           <w:sz w:val="22"/>
           <w:szCs w:val="22"/>
         </w:rPr>
-        <w:t xml:space="preserve">Trained several teams sized from 8-30 people every few </w:t>
-      </w:r>
-      <w:proofErr w:type="gramStart"/>
-      <w:r>
-        <w:rPr>
-          <w:rFonts w:ascii="Arial" w:eastAsia="Arial" w:hAnsi="Arial" w:cs="Arial"/>
-          <w:sz w:val="22"/>
-          <w:szCs w:val="22"/>
-        </w:rPr>
-        <w:t>months</w:t>
-      </w:r>
-      <w:proofErr w:type="gramEnd"/>
+        <w:t>Trained several teams sized from 8-30 people every few months</w:t>
+      </w:r>
     </w:p>
     <w:p>
       <w:pPr>
@@ -749,18 +818,8 @@
           <w:sz w:val="22"/>
           <w:szCs w:val="22"/>
         </w:rPr>
-        <w:t xml:space="preserve">Gave presentations and taught skills weekly, and promoted well-being in various leadership </w:t>
-      </w:r>
-      <w:proofErr w:type="gramStart"/>
-      <w:r>
-        <w:rPr>
-          <w:rFonts w:ascii="Arial" w:eastAsia="Arial" w:hAnsi="Arial" w:cs="Arial"/>
-          <w:sz w:val="22"/>
-          <w:szCs w:val="22"/>
-        </w:rPr>
-        <w:t>positions</w:t>
-      </w:r>
-      <w:proofErr w:type="gramEnd"/>
+        <w:t>Gave presentations and taught skills weekly, and promoted well-being in leadership positions</w:t>
+      </w:r>
     </w:p>
     <w:p>
       <w:pPr>
@@ -956,61 +1015,7 @@
           <w:sz w:val="22"/>
           <w:szCs w:val="22"/>
         </w:rPr>
-        <w:t>January</w:t>
-      </w:r>
-      <w:r>
-        <w:rPr>
-          <w:rStyle w:val="fs14fw4text-rightoverflow-hidden"/>
-          <w:rFonts w:ascii="Arial" w:eastAsia="Arial" w:hAnsi="Arial" w:cs="Arial"/>
-          <w:sz w:val="22"/>
-          <w:szCs w:val="22"/>
-        </w:rPr>
-        <w:t xml:space="preserve"> </w:t>
-      </w:r>
-      <w:r>
-        <w:rPr>
-          <w:rStyle w:val="fs14fw4text-rightoverflow-hidden"/>
-          <w:rFonts w:ascii="Arial" w:eastAsia="Arial" w:hAnsi="Arial" w:cs="Arial"/>
-          <w:sz w:val="22"/>
-          <w:szCs w:val="22"/>
-        </w:rPr>
-        <w:t>2026</w:t>
-      </w:r>
-      <w:r>
-        <w:rPr>
-          <w:rStyle w:val="fs14fw4text-rightoverflow-hidden"/>
-          <w:rFonts w:ascii="Arial" w:eastAsia="Arial" w:hAnsi="Arial" w:cs="Arial"/>
-          <w:sz w:val="22"/>
-          <w:szCs w:val="22"/>
-        </w:rPr>
-        <w:t xml:space="preserve"> </w:t>
-      </w:r>
-      <w:r>
-        <w:rPr>
-          <w:rStyle w:val="fs14fw4text-rightoverflow-hidden"/>
-          <w:rFonts w:ascii="Arial" w:eastAsia="Arial" w:hAnsi="Arial" w:cs="Arial"/>
-          <w:sz w:val="22"/>
-          <w:szCs w:val="22"/>
-        </w:rPr>
-        <w:t>–</w:t>
-      </w:r>
-      <w:r>
-        <w:rPr>
-          <w:rStyle w:val="fs14fw4text-rightoverflow-hidden"/>
-          <w:rFonts w:ascii="Arial" w:eastAsia="Arial" w:hAnsi="Arial" w:cs="Arial"/>
-          <w:sz w:val="22"/>
-          <w:szCs w:val="22"/>
-        </w:rPr>
-        <w:t xml:space="preserve"> </w:t>
-      </w:r>
-      <w:r>
-        <w:rPr>
-          <w:rStyle w:val="fs14fw4text-rightoverflow-hidden"/>
-          <w:rFonts w:ascii="Arial" w:eastAsia="Arial" w:hAnsi="Arial" w:cs="Arial"/>
-          <w:sz w:val="22"/>
-          <w:szCs w:val="22"/>
-        </w:rPr>
-        <w:t>April 2026</w:t>
+        <w:t>January 2026 – April 2026</w:t>
       </w:r>
     </w:p>
     <w:p>
@@ -1078,18 +1083,123 @@
           <w:sz w:val="22"/>
           <w:szCs w:val="22"/>
         </w:rPr>
-        <w:t xml:space="preserve">Helped created curriculums for upcoming agentic AI </w:t>
-      </w:r>
-      <w:proofErr w:type="gramStart"/>
-      <w:r>
-        <w:rPr>
-          <w:rFonts w:ascii="Arial" w:eastAsia="Arial" w:hAnsi="Arial" w:cs="Arial"/>
-          <w:sz w:val="22"/>
-          <w:szCs w:val="22"/>
-        </w:rPr>
-        <w:t>classes</w:t>
-      </w:r>
-      <w:proofErr w:type="gramEnd"/>
+        <w:t>Helped create curriculums for upcoming agentic AI classes</w:t>
+      </w:r>
+      <w:r>
+        <w:rPr>
+          <w:rFonts w:ascii="Arial" w:eastAsia="Arial" w:hAnsi="Arial" w:cs="Arial"/>
+          <w:sz w:val="22"/>
+          <w:szCs w:val="22"/>
+        </w:rPr>
+        <w:t xml:space="preserve"> and gained</w:t>
+      </w:r>
+      <w:r>
+        <w:rPr>
+          <w:rFonts w:ascii="Arial" w:eastAsia="Arial" w:hAnsi="Arial" w:cs="Arial"/>
+          <w:sz w:val="22"/>
+          <w:szCs w:val="22"/>
+        </w:rPr>
+        <w:t xml:space="preserve"> extensive knowledge in the Agentic AI space</w:t>
+      </w:r>
+    </w:p>
+    <w:p>
+      <w:pPr>
+        <w:spacing w:line="220" w:lineRule="atLeast"/>
+        <w:ind w:left="765"/>
+        <w:rPr>
+          <w:rFonts w:ascii="Arial" w:eastAsia="Arial" w:hAnsi="Arial" w:cs="Arial"/>
+          <w:sz w:val="22"/>
+          <w:szCs w:val="22"/>
+        </w:rPr>
+      </w:pPr>
+    </w:p>
+    <w:p>
+      <w:pPr>
+        <w:tabs>
+          <w:tab w:val="right" w:pos="10110"/>
+        </w:tabs>
+        <w:spacing w:line="220" w:lineRule="atLeast"/>
+        <w:rPr>
+          <w:rStyle w:val="fs14fw4text-right"/>
+          <w:rFonts w:ascii="Arial" w:eastAsia="Arial" w:hAnsi="Arial" w:cs="Arial"/>
+          <w:sz w:val="22"/>
+          <w:szCs w:val="22"/>
+        </w:rPr>
+      </w:pPr>
+      <w:r>
+        <w:rPr>
+          <w:rStyle w:val="fs14fw6overflow-hidden"/>
+          <w:rFonts w:ascii="Arial" w:eastAsia="Arial" w:hAnsi="Arial" w:cs="Arial"/>
+          <w:b/>
+          <w:bCs/>
+          <w:sz w:val="22"/>
+          <w:szCs w:val="22"/>
+        </w:rPr>
+        <w:t>Belonging Project for BYUI</w:t>
+      </w:r>
+      <w:r>
+        <w:rPr>
+          <w:rStyle w:val="fs14fw4text-right"/>
+          <w:rFonts w:ascii="Arial" w:eastAsia="Arial" w:hAnsi="Arial" w:cs="Arial"/>
+          <w:sz w:val="22"/>
+          <w:szCs w:val="22"/>
+        </w:rPr>
+        <w:tab/>
+      </w:r>
+      <w:r>
+        <w:rPr>
+          <w:rStyle w:val="fs14fw4text-rightoverflow-hidden"/>
+          <w:rFonts w:ascii="Arial" w:eastAsia="Arial" w:hAnsi="Arial" w:cs="Arial"/>
+          <w:sz w:val="22"/>
+          <w:szCs w:val="22"/>
+        </w:rPr>
+        <w:t>September 2024 - Present</w:t>
+      </w:r>
+    </w:p>
+    <w:p>
+      <w:pPr>
+        <w:tabs>
+          <w:tab w:val="right" w:pos="10110"/>
+        </w:tabs>
+        <w:spacing w:line="220" w:lineRule="atLeast"/>
+        <w:rPr>
+          <w:rStyle w:val="fs14fw4"/>
+          <w:rFonts w:ascii="Arial" w:eastAsia="Arial" w:hAnsi="Arial" w:cs="Arial"/>
+          <w:sz w:val="22"/>
+          <w:szCs w:val="22"/>
+        </w:rPr>
+      </w:pPr>
+      <w:r>
+        <w:rPr>
+          <w:rStyle w:val="fs14fw4fsioverflow-hidden"/>
+          <w:rFonts w:ascii="Arial" w:eastAsia="Arial" w:hAnsi="Arial" w:cs="Arial"/>
+          <w:i/>
+          <w:iCs/>
+          <w:sz w:val="22"/>
+          <w:szCs w:val="22"/>
+        </w:rPr>
+        <w:t>Brigham Young University Idaho</w:t>
+      </w:r>
+      <w:r>
+        <w:rPr>
+          <w:rStyle w:val="fs14fw4"/>
+          <w:rFonts w:ascii="Arial" w:eastAsia="Arial" w:hAnsi="Arial" w:cs="Arial"/>
+          <w:i/>
+          <w:iCs/>
+          <w:sz w:val="22"/>
+          <w:szCs w:val="22"/>
+        </w:rPr>
+        <w:tab/>
+      </w:r>
+      <w:r>
+        <w:rPr>
+          <w:rStyle w:val="fs14fw4overflow-hidden"/>
+          <w:rFonts w:ascii="Arial" w:eastAsia="Arial" w:hAnsi="Arial" w:cs="Arial"/>
+          <w:sz w:val="22"/>
+          <w:szCs w:val="22"/>
+        </w:rPr>
+        <w:t>Rexburg, Idaho</w:t>
+      </w:r>
     </w:p>
     <w:p>
       <w:pPr>
@@ -1111,380 +1221,18 @@
           <w:sz w:val="22"/>
           <w:szCs w:val="22"/>
         </w:rPr>
-        <w:t xml:space="preserve">Gain extensive knowledge in the Agentic AI </w:t>
-      </w:r>
-      <w:proofErr w:type="gramStart"/>
-      <w:r>
-        <w:rPr>
-          <w:rFonts w:ascii="Arial" w:eastAsia="Arial" w:hAnsi="Arial" w:cs="Arial"/>
-          <w:sz w:val="22"/>
-          <w:szCs w:val="22"/>
-        </w:rPr>
-        <w:t>space</w:t>
-      </w:r>
-      <w:proofErr w:type="gramEnd"/>
+        <w:t>Conducted literature review with faculty members on student belonging / retention</w:t>
+      </w:r>
     </w:p>
     <w:p>
       <w:pPr>
         <w:spacing w:line="220" w:lineRule="atLeast"/>
-        <w:ind w:left="765"/>
-        <w:rPr>
-          <w:rFonts w:ascii="Arial" w:eastAsia="Arial" w:hAnsi="Arial" w:cs="Arial"/>
-          <w:sz w:val="22"/>
-          <w:szCs w:val="22"/>
-        </w:rPr>
-      </w:pPr>
-    </w:p>
-    <w:p>
-      <w:pPr>
-        <w:tabs>
-          <w:tab w:val="right" w:pos="10110"/>
-        </w:tabs>
-        <w:spacing w:line="220" w:lineRule="atLeast"/>
-        <w:rPr>
-          <w:rStyle w:val="fs14fw4text-right"/>
-          <w:rFonts w:ascii="Arial" w:eastAsia="Arial" w:hAnsi="Arial" w:cs="Arial"/>
-          <w:sz w:val="22"/>
-          <w:szCs w:val="22"/>
-        </w:rPr>
-      </w:pPr>
-      <w:r>
-        <w:rPr>
-          <w:rStyle w:val="fs14fw6overflow-hidden"/>
-          <w:rFonts w:ascii="Arial" w:eastAsia="Arial" w:hAnsi="Arial" w:cs="Arial"/>
-          <w:b/>
-          <w:bCs/>
-          <w:sz w:val="22"/>
-          <w:szCs w:val="22"/>
-        </w:rPr>
-        <w:t>Belonging Project for BYUI</w:t>
-      </w:r>
-      <w:r>
-        <w:rPr>
-          <w:rStyle w:val="fs14fw4text-right"/>
-          <w:rFonts w:ascii="Arial" w:eastAsia="Arial" w:hAnsi="Arial" w:cs="Arial"/>
-          <w:sz w:val="22"/>
-          <w:szCs w:val="22"/>
-        </w:rPr>
-        <w:tab/>
-      </w:r>
-      <w:r>
-        <w:rPr>
-          <w:rStyle w:val="fs14fw4text-rightoverflow-hidden"/>
-          <w:rFonts w:ascii="Arial" w:eastAsia="Arial" w:hAnsi="Arial" w:cs="Arial"/>
-          <w:sz w:val="22"/>
-          <w:szCs w:val="22"/>
-        </w:rPr>
-        <w:t>September 2024 - Present</w:t>
-      </w:r>
-    </w:p>
-    <w:p>
-      <w:pPr>
-        <w:tabs>
-          <w:tab w:val="right" w:pos="10110"/>
-        </w:tabs>
-        <w:spacing w:line="220" w:lineRule="atLeast"/>
-        <w:rPr>
-          <w:rStyle w:val="fs14fw4"/>
-          <w:rFonts w:ascii="Arial" w:eastAsia="Arial" w:hAnsi="Arial" w:cs="Arial"/>
-          <w:sz w:val="22"/>
-          <w:szCs w:val="22"/>
-        </w:rPr>
-      </w:pPr>
-      <w:r>
-        <w:rPr>
-          <w:rStyle w:val="fs14fw4fsioverflow-hidden"/>
-          <w:rFonts w:ascii="Arial" w:eastAsia="Arial" w:hAnsi="Arial" w:cs="Arial"/>
-          <w:i/>
-          <w:iCs/>
-          <w:sz w:val="22"/>
-          <w:szCs w:val="22"/>
-        </w:rPr>
-        <w:t>Brigham Young University Idaho</w:t>
-      </w:r>
-      <w:r>
-        <w:rPr>
-          <w:rStyle w:val="fs14fw4"/>
-          <w:rFonts w:ascii="Arial" w:eastAsia="Arial" w:hAnsi="Arial" w:cs="Arial"/>
-          <w:i/>
-          <w:iCs/>
-          <w:sz w:val="22"/>
-          <w:szCs w:val="22"/>
-        </w:rPr>
-        <w:tab/>
-      </w:r>
-      <w:r>
-        <w:rPr>
-          <w:rStyle w:val="fs14fw4overflow-hidden"/>
-          <w:rFonts w:ascii="Arial" w:eastAsia="Arial" w:hAnsi="Arial" w:cs="Arial"/>
-          <w:sz w:val="22"/>
-          <w:szCs w:val="22"/>
-        </w:rPr>
-        <w:t>Rexburg, Idaho</w:t>
-      </w:r>
-    </w:p>
-    <w:p>
-      <w:pPr>
-        <w:numPr>
-          <w:ilvl w:val="0"/>
-          <w:numId w:val="6"/>
-        </w:numPr>
-        <w:spacing w:line="220" w:lineRule="atLeast"/>
-        <w:ind w:left="765" w:hanging="442"/>
-        <w:rPr>
-          <w:rFonts w:ascii="Arial" w:eastAsia="Arial" w:hAnsi="Arial" w:cs="Arial"/>
-          <w:sz w:val="22"/>
-          <w:szCs w:val="22"/>
-        </w:rPr>
-      </w:pPr>
-      <w:r>
-        <w:rPr>
-          <w:rFonts w:ascii="Arial" w:eastAsia="Arial" w:hAnsi="Arial" w:cs="Arial"/>
-          <w:sz w:val="22"/>
-          <w:szCs w:val="22"/>
-        </w:rPr>
-        <w:t xml:space="preserve">Conducted literature review with faculty members on student belonging / </w:t>
-      </w:r>
-      <w:proofErr w:type="gramStart"/>
-      <w:r>
-        <w:rPr>
-          <w:rFonts w:ascii="Arial" w:eastAsia="Arial" w:hAnsi="Arial" w:cs="Arial"/>
-          <w:sz w:val="22"/>
-          <w:szCs w:val="22"/>
-        </w:rPr>
-        <w:t>retention</w:t>
-      </w:r>
-      <w:proofErr w:type="gramEnd"/>
-    </w:p>
-    <w:p>
-      <w:pPr>
-        <w:numPr>
-          <w:ilvl w:val="0"/>
-          <w:numId w:val="6"/>
-        </w:numPr>
-        <w:spacing w:line="220" w:lineRule="atLeast"/>
-        <w:ind w:left="765" w:hanging="442"/>
-        <w:rPr>
-          <w:rFonts w:ascii="Arial" w:eastAsia="Arial" w:hAnsi="Arial" w:cs="Arial"/>
-          <w:sz w:val="22"/>
-          <w:szCs w:val="22"/>
-        </w:rPr>
-      </w:pPr>
-      <w:r>
-        <w:rPr>
-          <w:rFonts w:ascii="Arial" w:eastAsia="Arial" w:hAnsi="Arial" w:cs="Arial"/>
-          <w:sz w:val="22"/>
-          <w:szCs w:val="22"/>
-        </w:rPr>
-        <w:t xml:space="preserve">Currently working on initiative to improve inclusion and engagement at </w:t>
-      </w:r>
-      <w:proofErr w:type="gramStart"/>
-      <w:r>
-        <w:rPr>
-          <w:rFonts w:ascii="Arial" w:eastAsia="Arial" w:hAnsi="Arial" w:cs="Arial"/>
-          <w:sz w:val="22"/>
-          <w:szCs w:val="22"/>
-        </w:rPr>
-        <w:t>BYUI</w:t>
-      </w:r>
-      <w:proofErr w:type="gramEnd"/>
-    </w:p>
-    <w:p>
-      <w:pPr>
-        <w:spacing w:line="220" w:lineRule="atLeast"/>
-        <w:ind w:left="765"/>
-        <w:rPr>
-          <w:rFonts w:ascii="Arial" w:eastAsia="Arial" w:hAnsi="Arial" w:cs="Arial"/>
-          <w:sz w:val="22"/>
-          <w:szCs w:val="22"/>
-        </w:rPr>
-      </w:pPr>
-    </w:p>
-    <w:p>
-      <w:pPr>
-        <w:tabs>
-          <w:tab w:val="right" w:pos="10110"/>
-        </w:tabs>
-        <w:spacing w:line="220" w:lineRule="atLeast"/>
-        <w:rPr>
-          <w:rStyle w:val="fs14fw4text-right"/>
-          <w:rFonts w:ascii="Arial" w:eastAsia="Arial" w:hAnsi="Arial" w:cs="Arial"/>
-          <w:sz w:val="22"/>
-          <w:szCs w:val="22"/>
-        </w:rPr>
-      </w:pPr>
-      <w:r>
-        <w:rPr>
-          <w:rStyle w:val="fs14fw6overflow-hidden"/>
-          <w:rFonts w:ascii="Arial" w:eastAsia="Arial" w:hAnsi="Arial" w:cs="Arial"/>
-          <w:b/>
-          <w:bCs/>
-          <w:sz w:val="22"/>
-          <w:szCs w:val="22"/>
-        </w:rPr>
-        <w:t>MILB Promotion Analysis</w:t>
-      </w:r>
-      <w:r>
-        <w:rPr>
-          <w:rStyle w:val="fs14fw4text-right"/>
-          <w:rFonts w:ascii="Arial" w:eastAsia="Arial" w:hAnsi="Arial" w:cs="Arial"/>
-          <w:sz w:val="22"/>
-          <w:szCs w:val="22"/>
-        </w:rPr>
-        <w:tab/>
-      </w:r>
-      <w:r>
-        <w:rPr>
-          <w:rStyle w:val="fs14fw4text-rightoverflow-hidden"/>
-          <w:rFonts w:ascii="Arial" w:eastAsia="Arial" w:hAnsi="Arial" w:cs="Arial"/>
-          <w:sz w:val="22"/>
-          <w:szCs w:val="22"/>
-        </w:rPr>
-        <w:t>September 2025 - Present</w:t>
-      </w:r>
-    </w:p>
-    <w:p>
-      <w:pPr>
-        <w:tabs>
-          <w:tab w:val="right" w:pos="10110"/>
-        </w:tabs>
-        <w:spacing w:line="220" w:lineRule="atLeast"/>
-        <w:rPr>
-          <w:rStyle w:val="fs14fw4"/>
-          <w:rFonts w:ascii="Arial" w:eastAsia="Arial" w:hAnsi="Arial" w:cs="Arial"/>
-          <w:sz w:val="22"/>
-          <w:szCs w:val="22"/>
-        </w:rPr>
-      </w:pPr>
-      <w:r>
-        <w:rPr>
-          <w:rStyle w:val="fs14fw4fsioverflow-hidden"/>
-          <w:rFonts w:ascii="Arial" w:eastAsia="Arial" w:hAnsi="Arial" w:cs="Arial"/>
-          <w:i/>
-          <w:iCs/>
-          <w:sz w:val="22"/>
-          <w:szCs w:val="22"/>
-        </w:rPr>
-        <w:t>BYUI Data Science Society</w:t>
-      </w:r>
-      <w:r>
-        <w:rPr>
-          <w:rStyle w:val="fs14fw4"/>
-          <w:rFonts w:ascii="Arial" w:eastAsia="Arial" w:hAnsi="Arial" w:cs="Arial"/>
-          <w:i/>
-          <w:iCs/>
-          <w:sz w:val="22"/>
-          <w:szCs w:val="22"/>
-        </w:rPr>
-        <w:tab/>
-      </w:r>
-      <w:r>
-        <w:rPr>
-          <w:rStyle w:val="fs14fw4overflow-hidden"/>
-          <w:rFonts w:ascii="Arial" w:eastAsia="Arial" w:hAnsi="Arial" w:cs="Arial"/>
-          <w:sz w:val="22"/>
-          <w:szCs w:val="22"/>
-        </w:rPr>
-        <w:t>Rexburg, Idaho</w:t>
-      </w:r>
-    </w:p>
-    <w:p>
-      <w:pPr>
-        <w:numPr>
-          <w:ilvl w:val="0"/>
-          <w:numId w:val="4"/>
-        </w:numPr>
-        <w:spacing w:line="220" w:lineRule="atLeast"/>
-        <w:ind w:left="765" w:hanging="442"/>
-        <w:rPr>
-          <w:rFonts w:ascii="Arial" w:eastAsia="Arial" w:hAnsi="Arial" w:cs="Arial"/>
-          <w:sz w:val="22"/>
-          <w:szCs w:val="22"/>
-        </w:rPr>
-      </w:pPr>
-      <w:r>
-        <w:rPr>
-          <w:rFonts w:ascii="Arial" w:eastAsia="Arial" w:hAnsi="Arial" w:cs="Arial"/>
-          <w:sz w:val="22"/>
-          <w:szCs w:val="22"/>
-        </w:rPr>
-        <w:t xml:space="preserve">Created a web scraper to retrieve data on MILB games relevant to attendance and </w:t>
-      </w:r>
-      <w:proofErr w:type="gramStart"/>
-      <w:r>
-        <w:rPr>
-          <w:rFonts w:ascii="Arial" w:eastAsia="Arial" w:hAnsi="Arial" w:cs="Arial"/>
-          <w:sz w:val="22"/>
-          <w:szCs w:val="22"/>
-        </w:rPr>
-        <w:t>promotions</w:t>
-      </w:r>
-      <w:proofErr w:type="gramEnd"/>
-    </w:p>
-    <w:p>
-      <w:pPr>
-        <w:numPr>
-          <w:ilvl w:val="0"/>
-          <w:numId w:val="4"/>
-        </w:numPr>
-        <w:spacing w:line="220" w:lineRule="atLeast"/>
-        <w:ind w:left="765" w:hanging="442"/>
-        <w:rPr>
-          <w:rFonts w:ascii="Arial" w:eastAsia="Arial" w:hAnsi="Arial" w:cs="Arial"/>
-          <w:sz w:val="22"/>
-          <w:szCs w:val="22"/>
-        </w:rPr>
-      </w:pPr>
-      <w:r>
-        <w:rPr>
-          <w:rFonts w:ascii="Arial" w:eastAsia="Arial" w:hAnsi="Arial" w:cs="Arial"/>
-          <w:sz w:val="22"/>
-          <w:szCs w:val="22"/>
-        </w:rPr>
-        <w:t>Conducted</w:t>
-      </w:r>
-      <w:r>
-        <w:rPr>
-          <w:rFonts w:ascii="Arial" w:eastAsia="Arial" w:hAnsi="Arial" w:cs="Arial"/>
-          <w:sz w:val="22"/>
-          <w:szCs w:val="22"/>
-        </w:rPr>
-        <w:t xml:space="preserve"> statistical </w:t>
-      </w:r>
-      <w:r>
-        <w:rPr>
-          <w:rFonts w:ascii="Arial" w:eastAsia="Arial" w:hAnsi="Arial" w:cs="Arial"/>
-          <w:sz w:val="22"/>
-          <w:szCs w:val="22"/>
-        </w:rPr>
-        <w:t>analysis</w:t>
-      </w:r>
-      <w:r>
-        <w:rPr>
-          <w:rFonts w:ascii="Arial" w:eastAsia="Arial" w:hAnsi="Arial" w:cs="Arial"/>
-          <w:sz w:val="22"/>
-          <w:szCs w:val="22"/>
-        </w:rPr>
-        <w:t xml:space="preserve"> predicted to dramatically increase </w:t>
-      </w:r>
-      <w:proofErr w:type="gramStart"/>
-      <w:r>
-        <w:rPr>
-          <w:rFonts w:ascii="Arial" w:eastAsia="Arial" w:hAnsi="Arial" w:cs="Arial"/>
-          <w:sz w:val="22"/>
-          <w:szCs w:val="22"/>
-        </w:rPr>
-        <w:t>attendanc</w:t>
-      </w:r>
-      <w:r>
-        <w:rPr>
-          <w:rFonts w:ascii="Arial" w:eastAsia="Arial" w:hAnsi="Arial" w:cs="Arial"/>
-          <w:sz w:val="22"/>
-          <w:szCs w:val="22"/>
-        </w:rPr>
-        <w:t>e</w:t>
-      </w:r>
-      <w:proofErr w:type="gramEnd"/>
+        <w:rPr>
+          <w:rFonts w:ascii="Arial" w:eastAsia="Arial" w:hAnsi="Arial" w:cs="Arial"/>
+          <w:sz w:val="22"/>
+          <w:szCs w:val="22"/>
+        </w:rPr>
+      </w:pPr>
     </w:p>
     <w:sectPr>
       <w:pgSz w:w="12225" w:h="15810"/>
@@ -1496,7 +1244,7 @@
 </file>
 
 <file path=word/numbering.xml><?xml version="1.0" encoding="utf-8"?>
-<w:numbering xmlns:wpc="http://schemas.microsoft.com/office/word/2010/wordprocessingCanvas" xmlns:cx="http://schemas.microsoft.com/office/drawing/2014/chartex" xmlns:cx1="http://schemas.microsoft.com/office/drawing/2015/9/8/chartex" xmlns:cx2="http://schemas.microsoft.com/office/drawing/2015/10/21/chartex" xmlns:cx3="http://schemas.microsoft.com/office/drawing/2016/5/9/chartex" xmlns:cx4="http://schemas.microsoft.com/office/drawing/2016/5/10/chartex" xmlns:cx5="http://schemas.microsoft.com/office/drawing/2016/5/11/chartex" xmlns:cx6="http://schemas.microsoft.com/office/drawing/2016/5/12/chartex" xmlns:cx7="http://schemas.microsoft.com/office/drawing/2016/5/13/chartex" xmlns:cx8="http://schemas.microsoft.com/office/drawing/2016/5/14/chartex" xmlns:mc="http://schemas.openxmlformats.org/markup-compatibility/2006" xmlns:aink="http://schemas.microsoft.com/office/drawing/2016/ink" xmlns:am3d="http://schemas.microsoft.com/office/drawing/2017/model3d" xmlns:o="urn:schemas-microsoft-com:office:office" xmlns:oel="http://schemas.microsoft.com/office/2019/extlst" xmlns:r="http://schemas.openxmlformats.org/officeDocument/2006/relationships" xmlns:m="http://schemas.openxmlformats.org/officeDocument/2006/math" xmlns:v="urn:schemas-microsoft-com:vml" xmlns:wp14="http://schemas.microsoft.com/office/word/2010/wordprocessingDrawing" xmlns:wp="http://schemas.openxmlformats.org/drawingml/2006/wordprocessingDrawing" xmlns:w10="urn:schemas-microsoft-com:office:word" xmlns:w="http://schemas.openxmlformats.org/wordprocessingml/2006/main" xmlns:w14="http://schemas.microsoft.com/office/word/2010/wordml" xmlns:w15="http://schemas.microsoft.com/office/word/2012/wordml" xmlns:w16cex="http://schemas.microsoft.com/office/word/2018/wordml/cex" xmlns:w16cid="http://schemas.microsoft.com/office/word/2016/wordml/cid" xmlns:w16="http://schemas.microsoft.com/office/word/2018/wordml" xmlns:w16sdtdh="http://schemas.microsoft.com/office/word/2020/wordml/sdtdatahash" xmlns:w16se="http://schemas.microsoft.com/office/word/2015/wordml/symex" xmlns:wpg="http://schemas.microsoft.com/office/word/2010/wordprocessingGroup" xmlns:wpi="http://schemas.microsoft.com/office/word/2010/wordprocessingInk" xmlns:wne="http://schemas.microsoft.com/office/word/2006/wordml" xmlns:wps="http://schemas.microsoft.com/office/word/2010/wordprocessingShape" mc:Ignorable="w14 w15 w16se w16cid w16 w16cex w16sdtdh wp14">
+<w:numbering xmlns:wpc="http://schemas.microsoft.com/office/word/2010/wordprocessingCanvas" xmlns:cx="http://schemas.microsoft.com/office/drawing/2014/chartex" xmlns:cx1="http://schemas.microsoft.com/office/drawing/2015/9/8/chartex" xmlns:cx2="http://schemas.microsoft.com/office/drawing/2015/10/21/chartex" xmlns:cx3="http://schemas.microsoft.com/office/drawing/2016/5/9/chartex" xmlns:cx4="http://schemas.microsoft.com/office/drawing/2016/5/10/chartex" xmlns:cx5="http://schemas.microsoft.com/office/drawing/2016/5/11/chartex" xmlns:cx6="http://schemas.microsoft.com/office/drawing/2016/5/12/chartex" xmlns:cx7="http://schemas.microsoft.com/office/drawing/2016/5/13/chartex" xmlns:cx8="http://schemas.microsoft.com/office/drawing/2016/5/14/chartex" xmlns:mc="http://schemas.openxmlformats.org/markup-compatibility/2006" xmlns:aink="http://schemas.microsoft.com/office/drawing/2016/ink" xmlns:am3d="http://schemas.microsoft.com/office/drawing/2017/model3d" xmlns:o="urn:schemas-microsoft-com:office:office" xmlns:oel="http://schemas.microsoft.com/office/2019/extlst" xmlns:r="http://schemas.openxmlformats.org/officeDocument/2006/relationships" xmlns:m="http://schemas.openxmlformats.org/officeDocument/2006/math" xmlns:v="urn:schemas-microsoft-com:vml" xmlns:wp14="http://schemas.microsoft.com/office/word/2010/wordprocessingDrawing" xmlns:wp="http://schemas.openxmlformats.org/drawingml/2006/wordprocessingDrawing" xmlns:w10="urn:schemas-microsoft-com:office:word" xmlns:w="http://schemas.openxmlformats.org/wordprocessingml/2006/main" xmlns:w14="http://schemas.microsoft.com/office/word/2010/wordml" xmlns:w15="http://schemas.microsoft.com/office/word/2012/wordml" xmlns:w16cex="http://schemas.microsoft.com/office/word/2018/wordml/cex" xmlns:w16cid="http://schemas.microsoft.com/office/word/2016/wordml/cid" xmlns:w16="http://schemas.microsoft.com/office/word/2018/wordml" xmlns:w16du="http://schemas.microsoft.com/office/word/2023/wordml/word16du" xmlns:w16sdtdh="http://schemas.microsoft.com/office/word/2020/wordml/sdtdatahash" xmlns:w16sdtfl="http://schemas.microsoft.com/office/word/2024/wordml/sdtformatlock" xmlns:w16se="http://schemas.microsoft.com/office/word/2015/wordml/symex" xmlns:wpg="http://schemas.microsoft.com/office/word/2010/wordprocessingGroup" xmlns:wpi="http://schemas.microsoft.com/office/word/2010/wordprocessingInk" xmlns:wne="http://schemas.microsoft.com/office/word/2006/wordml" xmlns:wps="http://schemas.microsoft.com/office/word/2010/wordprocessingShape" mc:Ignorable="w14 w15 w16se w16cid w16 w16cex w16sdtdh w16sdtfl w16du wp14">
   <w:abstractNum w:abstractNumId="0" w15:restartNumberingAfterBreak="0">
     <w:nsid w:val="00000001"/>
     <w:multiLevelType w:val="hybridMultilevel"/>
@@ -2320,6 +2068,155 @@
     </w:lvl>
   </w:abstractNum>
   <w:abstractNum w:abstractNumId="6" w15:restartNumberingAfterBreak="0">
+    <w:nsid w:val="104C53CB"/>
+    <w:multiLevelType w:val="multilevel"/>
+    <w:tmpl w:val="CF021A38"/>
+    <w:lvl w:ilvl="0">
+      <w:start w:val="1"/>
+      <w:numFmt w:val="bullet"/>
+      <w:lvlText w:val=""/>
+      <w:lvlJc w:val="left"/>
+      <w:pPr>
+        <w:tabs>
+          <w:tab w:val="num" w:pos="720"/>
+        </w:tabs>
+        <w:ind w:left="720" w:hanging="360"/>
+      </w:pPr>
+      <w:rPr>
+        <w:rFonts w:ascii="Symbol" w:hAnsi="Symbol" w:hint="default"/>
+        <w:sz w:val="20"/>
+      </w:rPr>
+    </w:lvl>
+    <w:lvl w:ilvl="1" w:tentative="1">
+      <w:start w:val="1"/>
+      <w:numFmt w:val="bullet"/>
+      <w:lvlText w:val=""/>
+      <w:lvlJc w:val="left"/>
+      <w:pPr>
+        <w:tabs>
+          <w:tab w:val="num" w:pos="1440"/>
+        </w:tabs>
+        <w:ind w:left="1440" w:hanging="360"/>
+      </w:pPr>
+      <w:rPr>
+        <w:rFonts w:ascii="Symbol" w:hAnsi="Symbol" w:hint="default"/>
+        <w:sz w:val="20"/>
+      </w:rPr>
+    </w:lvl>
+    <w:lvl w:ilvl="2" w:tentative="1">
+      <w:start w:val="1"/>
+      <w:numFmt w:val="bullet"/>
+      <w:lvlText w:val=""/>
+      <w:lvlJc w:val="left"/>
+      <w:pPr>
+        <w:tabs>
+          <w:tab w:val="num" w:pos="2160"/>
+        </w:tabs>
+        <w:ind w:left="2160" w:hanging="360"/>
+      </w:pPr>
+      <w:rPr>
+        <w:rFonts w:ascii="Symbol" w:hAnsi="Symbol" w:hint="default"/>
+        <w:sz w:val="20"/>
+      </w:rPr>
+    </w:lvl>
+    <w:lvl w:ilvl="3" w:tentative="1">
+      <w:start w:val="1"/>
+      <w:numFmt w:val="bullet"/>
+      <w:lvlText w:val=""/>
+      <w:lvlJc w:val="left"/>
+      <w:pPr>
+        <w:tabs>
+          <w:tab w:val="num" w:pos="2880"/>
+        </w:tabs>
+        <w:ind w:left="2880" w:hanging="360"/>
+      </w:pPr>
+      <w:rPr>
+        <w:rFonts w:ascii="Symbol" w:hAnsi="Symbol" w:hint="default"/>
+        <w:sz w:val="20"/>
+      </w:rPr>
+    </w:lvl>
+    <w:lvl w:ilvl="4" w:tentative="1">
+      <w:start w:val="1"/>
+      <w:numFmt w:val="bullet"/>
+      <w:lvlText w:val=""/>
+      <w:lvlJc w:val="left"/>
+      <w:pPr>
+        <w:tabs>
+          <w:tab w:val="num" w:pos="3600"/>
+        </w:tabs>
+        <w:ind w:left="3600" w:hanging="360"/>
+      </w:pPr>
+      <w:rPr>
+        <w:rFonts w:ascii="Symbol" w:hAnsi="Symbol" w:hint="default"/>
+        <w:sz w:val="20"/>
+      </w:rPr>
+    </w:lvl>
+    <w:lvl w:ilvl="5" w:tentative="1">
+      <w:start w:val="1"/>
+      <w:numFmt w:val="bullet"/>
+      <w:lvlText w:val=""/>
+      <w:lvlJc w:val="left"/>
+      <w:pPr>
+        <w:tabs>
+          <w:tab w:val="num" w:pos="4320"/>
+        </w:tabs>
+        <w:ind w:left="4320" w:hanging="360"/>
+      </w:pPr>
+      <w:rPr>
+        <w:rFonts w:ascii="Symbol" w:hAnsi="Symbol" w:hint="default"/>
+        <w:sz w:val="20"/>
+      </w:rPr>
+    </w:lvl>
+    <w:lvl w:ilvl="6" w:tentative="1">
+      <w:start w:val="1"/>
+      <w:numFmt w:val="bullet"/>
+      <w:lvlText w:val=""/>
+      <w:lvlJc w:val="left"/>
+      <w:pPr>
+        <w:tabs>
+          <w:tab w:val="num" w:pos="5040"/>
+        </w:tabs>
+        <w:ind w:left="5040" w:hanging="360"/>
+      </w:pPr>
+      <w:rPr>
+        <w:rFonts w:ascii="Symbol" w:hAnsi="Symbol" w:hint="default"/>
+        <w:sz w:val="20"/>
+      </w:rPr>
+    </w:lvl>
+    <w:lvl w:ilvl="7" w:tentative="1">
+      <w:start w:val="1"/>
+      <w:numFmt w:val="bullet"/>
+      <w:lvlText w:val=""/>
+      <w:lvlJc w:val="left"/>
+      <w:pPr>
+        <w:tabs>
+          <w:tab w:val="num" w:pos="5760"/>
+        </w:tabs>
+        <w:ind w:left="5760" w:hanging="360"/>
+      </w:pPr>
+      <w:rPr>
+        <w:rFonts w:ascii="Symbol" w:hAnsi="Symbol" w:hint="default"/>
+        <w:sz w:val="20"/>
+      </w:rPr>
+    </w:lvl>
+    <w:lvl w:ilvl="8" w:tentative="1">
+      <w:start w:val="1"/>
+      <w:numFmt w:val="bullet"/>
+      <w:lvlText w:val=""/>
+      <w:lvlJc w:val="left"/>
+      <w:pPr>
+        <w:tabs>
+          <w:tab w:val="num" w:pos="6480"/>
+        </w:tabs>
+        <w:ind w:left="6480" w:hanging="360"/>
+      </w:pPr>
+      <w:rPr>
+        <w:rFonts w:ascii="Symbol" w:hAnsi="Symbol" w:hint="default"/>
+        <w:sz w:val="20"/>
+      </w:rPr>
+    </w:lvl>
+  </w:abstractNum>
+  <w:abstractNum w:abstractNumId="7" w15:restartNumberingAfterBreak="0">
     <w:nsid w:val="217539B6"/>
     <w:multiLevelType w:val="hybridMultilevel"/>
     <w:tmpl w:val="B2F858DC"/>
@@ -2431,7 +2328,120 @@
       </w:rPr>
     </w:lvl>
   </w:abstractNum>
-  <w:abstractNum w:abstractNumId="7" w15:restartNumberingAfterBreak="0">
+  <w:abstractNum w:abstractNumId="8" w15:restartNumberingAfterBreak="0">
+    <w:nsid w:val="270A5572"/>
+    <w:multiLevelType w:val="hybridMultilevel"/>
+    <w:tmpl w:val="73588FDC"/>
+    <w:lvl w:ilvl="0" w:tplc="04090001">
+      <w:start w:val="1"/>
+      <w:numFmt w:val="bullet"/>
+      <w:lvlText w:val=""/>
+      <w:lvlJc w:val="left"/>
+      <w:pPr>
+        <w:ind w:left="720" w:hanging="360"/>
+      </w:pPr>
+      <w:rPr>
+        <w:rFonts w:ascii="Symbol" w:hAnsi="Symbol" w:hint="default"/>
+      </w:rPr>
+    </w:lvl>
+    <w:lvl w:ilvl="1" w:tplc="04090003" w:tentative="1">
+      <w:start w:val="1"/>
+      <w:numFmt w:val="bullet"/>
+      <w:lvlText w:val="o"/>
+      <w:lvlJc w:val="left"/>
+      <w:pPr>
+        <w:ind w:left="1440" w:hanging="360"/>
+      </w:pPr>
+      <w:rPr>
+        <w:rFonts w:ascii="Courier New" w:hAnsi="Courier New" w:cs="Courier New" w:hint="default"/>
+      </w:rPr>
+    </w:lvl>
+    <w:lvl w:ilvl="2" w:tplc="04090005" w:tentative="1">
+      <w:start w:val="1"/>
+      <w:numFmt w:val="bullet"/>
+      <w:lvlText w:val=""/>
+      <w:lvlJc w:val="left"/>
+      <w:pPr>
+        <w:ind w:left="2160" w:hanging="360"/>
+      </w:pPr>
+      <w:rPr>
+        <w:rFonts w:ascii="Wingdings" w:hAnsi="Wingdings" w:hint="default"/>
+      </w:rPr>
+    </w:lvl>
+    <w:lvl w:ilvl="3" w:tplc="04090001" w:tentative="1">
+      <w:start w:val="1"/>
+      <w:numFmt w:val="bullet"/>
+      <w:lvlText w:val=""/>
+      <w:lvlJc w:val="left"/>
+      <w:pPr>
+        <w:ind w:left="2880" w:hanging="360"/>
+      </w:pPr>
+      <w:rPr>
+        <w:rFonts w:ascii="Symbol" w:hAnsi="Symbol" w:hint="default"/>
+      </w:rPr>
+    </w:lvl>
+    <w:lvl w:ilvl="4" w:tplc="04090003" w:tentative="1">
+      <w:start w:val="1"/>
+      <w:numFmt w:val="bullet"/>
+      <w:lvlText w:val="o"/>
+      <w:lvlJc w:val="left"/>
+      <w:pPr>
+        <w:ind w:left="3600" w:hanging="360"/>
+      </w:pPr>
+      <w:rPr>
+        <w:rFonts w:ascii="Courier New" w:hAnsi="Courier New" w:cs="Courier New" w:hint="default"/>
+      </w:rPr>
+    </w:lvl>
+    <w:lvl w:ilvl="5" w:tplc="04090005" w:tentative="1">
+      <w:start w:val="1"/>
+      <w:numFmt w:val="bullet"/>
+      <w:lvlText w:val=""/>
+      <w:lvlJc w:val="left"/>
+      <w:pPr>
+        <w:ind w:left="4320" w:hanging="360"/>
+      </w:pPr>
+      <w:rPr>
+        <w:rFonts w:ascii="Wingdings" w:hAnsi="Wingdings" w:hint="default"/>
+      </w:rPr>
+    </w:lvl>
+    <w:lvl w:ilvl="6" w:tplc="04090001" w:tentative="1">
+      <w:start w:val="1"/>
+      <w:numFmt w:val="bullet"/>
+      <w:lvlText w:val=""/>
+      <w:lvlJc w:val="left"/>
+      <w:pPr>
+        <w:ind w:left="5040" w:hanging="360"/>
+      </w:pPr>
+      <w:rPr>
+        <w:rFonts w:ascii="Symbol" w:hAnsi="Symbol" w:hint="default"/>
+      </w:rPr>
+    </w:lvl>
+    <w:lvl w:ilvl="7" w:tplc="04090003" w:tentative="1">
+      <w:start w:val="1"/>
+      <w:numFmt w:val="bullet"/>
+      <w:lvlText w:val="o"/>
+      <w:lvlJc w:val="left"/>
+      <w:pPr>
+        <w:ind w:left="5760" w:hanging="360"/>
+      </w:pPr>
+      <w:rPr>
+        <w:rFonts w:ascii="Courier New" w:hAnsi="Courier New" w:cs="Courier New" w:hint="default"/>
+      </w:rPr>
+    </w:lvl>
+    <w:lvl w:ilvl="8" w:tplc="04090005" w:tentative="1">
+      <w:start w:val="1"/>
+      <w:numFmt w:val="bullet"/>
+      <w:lvlText w:val=""/>
+      <w:lvlJc w:val="left"/>
+      <w:pPr>
+        <w:ind w:left="6480" w:hanging="360"/>
+      </w:pPr>
+      <w:rPr>
+        <w:rFonts w:ascii="Wingdings" w:hAnsi="Wingdings" w:hint="default"/>
+      </w:rPr>
+    </w:lvl>
+  </w:abstractNum>
+  <w:abstractNum w:abstractNumId="9" w15:restartNumberingAfterBreak="0">
     <w:nsid w:val="4571400E"/>
     <w:multiLevelType w:val="hybridMultilevel"/>
     <w:tmpl w:val="3992052A"/>
@@ -2543,7 +2553,7 @@
       </w:rPr>
     </w:lvl>
   </w:abstractNum>
-  <w:abstractNum w:abstractNumId="8" w15:restartNumberingAfterBreak="0">
+  <w:abstractNum w:abstractNumId="10" w15:restartNumberingAfterBreak="0">
     <w:nsid w:val="5C65689D"/>
     <w:multiLevelType w:val="hybridMultilevel"/>
     <w:tmpl w:val="2668C950"/>
@@ -2655,7 +2665,7 @@
       </w:rPr>
     </w:lvl>
   </w:abstractNum>
-  <w:abstractNum w:abstractNumId="9" w15:restartNumberingAfterBreak="0">
+  <w:abstractNum w:abstractNumId="11" w15:restartNumberingAfterBreak="0">
     <w:nsid w:val="66633A58"/>
     <w:multiLevelType w:val="hybridMultilevel"/>
     <w:tmpl w:val="03B0B9A2"/>
@@ -2768,7 +2778,7 @@
       </w:rPr>
     </w:lvl>
   </w:abstractNum>
-  <w:abstractNum w:abstractNumId="10" w15:restartNumberingAfterBreak="0">
+  <w:abstractNum w:abstractNumId="12" w15:restartNumberingAfterBreak="0">
     <w:nsid w:val="7E0B460C"/>
     <w:multiLevelType w:val="hybridMultilevel"/>
     <w:tmpl w:val="C01C6B08"/>
@@ -2781,6 +2791,119 @@
       </w:pPr>
       <w:rPr>
         <w:rFonts w:ascii="Arial" w:eastAsia="Arial" w:hAnsi="Arial" w:cs="Arial" w:hint="default"/>
+      </w:rPr>
+    </w:lvl>
+    <w:lvl w:ilvl="1" w:tplc="04090003" w:tentative="1">
+      <w:start w:val="1"/>
+      <w:numFmt w:val="bullet"/>
+      <w:lvlText w:val="o"/>
+      <w:lvlJc w:val="left"/>
+      <w:pPr>
+        <w:ind w:left="1440" w:hanging="360"/>
+      </w:pPr>
+      <w:rPr>
+        <w:rFonts w:ascii="Courier New" w:hAnsi="Courier New" w:cs="Courier New" w:hint="default"/>
+      </w:rPr>
+    </w:lvl>
+    <w:lvl w:ilvl="2" w:tplc="04090005" w:tentative="1">
+      <w:start w:val="1"/>
+      <w:numFmt w:val="bullet"/>
+      <w:lvlText w:val=""/>
+      <w:lvlJc w:val="left"/>
+      <w:pPr>
+        <w:ind w:left="2160" w:hanging="360"/>
+      </w:pPr>
+      <w:rPr>
+        <w:rFonts w:ascii="Wingdings" w:hAnsi="Wingdings" w:hint="default"/>
+      </w:rPr>
+    </w:lvl>
+    <w:lvl w:ilvl="3" w:tplc="04090001" w:tentative="1">
+      <w:start w:val="1"/>
+      <w:numFmt w:val="bullet"/>
+      <w:lvlText w:val=""/>
+      <w:lvlJc w:val="left"/>
+      <w:pPr>
+        <w:ind w:left="2880" w:hanging="360"/>
+      </w:pPr>
+      <w:rPr>
+        <w:rFonts w:ascii="Symbol" w:hAnsi="Symbol" w:hint="default"/>
+      </w:rPr>
+    </w:lvl>
+    <w:lvl w:ilvl="4" w:tplc="04090003" w:tentative="1">
+      <w:start w:val="1"/>
+      <w:numFmt w:val="bullet"/>
+      <w:lvlText w:val="o"/>
+      <w:lvlJc w:val="left"/>
+      <w:pPr>
+        <w:ind w:left="3600" w:hanging="360"/>
+      </w:pPr>
+      <w:rPr>
+        <w:rFonts w:ascii="Courier New" w:hAnsi="Courier New" w:cs="Courier New" w:hint="default"/>
+      </w:rPr>
+    </w:lvl>
+    <w:lvl w:ilvl="5" w:tplc="04090005" w:tentative="1">
+      <w:start w:val="1"/>
+      <w:numFmt w:val="bullet"/>
+      <w:lvlText w:val=""/>
+      <w:lvlJc w:val="left"/>
+      <w:pPr>
+        <w:ind w:left="4320" w:hanging="360"/>
+      </w:pPr>
+      <w:rPr>
+        <w:rFonts w:ascii="Wingdings" w:hAnsi="Wingdings" w:hint="default"/>
+      </w:rPr>
+    </w:lvl>
+    <w:lvl w:ilvl="6" w:tplc="04090001" w:tentative="1">
+      <w:start w:val="1"/>
+      <w:numFmt w:val="bullet"/>
+      <w:lvlText w:val=""/>
+      <w:lvlJc w:val="left"/>
+      <w:pPr>
+        <w:ind w:left="5040" w:hanging="360"/>
+      </w:pPr>
+      <w:rPr>
+        <w:rFonts w:ascii="Symbol" w:hAnsi="Symbol" w:hint="default"/>
+      </w:rPr>
+    </w:lvl>
+    <w:lvl w:ilvl="7" w:tplc="04090003" w:tentative="1">
+      <w:start w:val="1"/>
+      <w:numFmt w:val="bullet"/>
+      <w:lvlText w:val="o"/>
+      <w:lvlJc w:val="left"/>
+      <w:pPr>
+        <w:ind w:left="5760" w:hanging="360"/>
+      </w:pPr>
+      <w:rPr>
+        <w:rFonts w:ascii="Courier New" w:hAnsi="Courier New" w:cs="Courier New" w:hint="default"/>
+      </w:rPr>
+    </w:lvl>
+    <w:lvl w:ilvl="8" w:tplc="04090005" w:tentative="1">
+      <w:start w:val="1"/>
+      <w:numFmt w:val="bullet"/>
+      <w:lvlText w:val=""/>
+      <w:lvlJc w:val="left"/>
+      <w:pPr>
+        <w:ind w:left="6480" w:hanging="360"/>
+      </w:pPr>
+      <w:rPr>
+        <w:rFonts w:ascii="Wingdings" w:hAnsi="Wingdings" w:hint="default"/>
+      </w:rPr>
+    </w:lvl>
+  </w:abstractNum>
+  <w:abstractNum w:abstractNumId="13" w15:restartNumberingAfterBreak="0">
+    <w:nsid w:val="7EC5169B"/>
+    <w:multiLevelType w:val="hybridMultilevel"/>
+    <w:tmpl w:val="CD0253FE"/>
+    <w:lvl w:ilvl="0" w:tplc="04090001">
+      <w:start w:val="1"/>
+      <w:numFmt w:val="bullet"/>
+      <w:lvlText w:val=""/>
+      <w:lvlJc w:val="left"/>
+      <w:pPr>
+        <w:ind w:left="720" w:hanging="360"/>
+      </w:pPr>
+      <w:rPr>
+        <w:rFonts w:ascii="Symbol" w:hAnsi="Symbol" w:hint="default"/>
       </w:rPr>
     </w:lvl>
     <w:lvl w:ilvl="1" w:tplc="04090003" w:tentative="1">
@@ -2899,25 +3022,34 @@
     <w:abstractNumId w:val="5"/>
   </w:num>
   <w:num w:numId="7" w16cid:durableId="327221382">
+    <w:abstractNumId w:val="12"/>
+  </w:num>
+  <w:num w:numId="8" w16cid:durableId="524175496">
+    <w:abstractNumId w:val="7"/>
+  </w:num>
+  <w:num w:numId="9" w16cid:durableId="77411399">
+    <w:abstractNumId w:val="9"/>
+  </w:num>
+  <w:num w:numId="10" w16cid:durableId="286855781">
     <w:abstractNumId w:val="10"/>
   </w:num>
-  <w:num w:numId="8" w16cid:durableId="524175496">
-    <w:abstractNumId w:val="6"/>
+  <w:num w:numId="11" w16cid:durableId="1652516629">
+    <w:abstractNumId w:val="11"/>
   </w:num>
-  <w:num w:numId="9" w16cid:durableId="77411399">
-    <w:abstractNumId w:val="7"/>
-  </w:num>
-  <w:num w:numId="10" w16cid:durableId="286855781">
+  <w:num w:numId="12" w16cid:durableId="739711915">
     <w:abstractNumId w:val="8"/>
   </w:num>
-  <w:num w:numId="11" w16cid:durableId="1652516629">
-    <w:abstractNumId w:val="9"/>
+  <w:num w:numId="13" w16cid:durableId="398402094">
+    <w:abstractNumId w:val="13"/>
+  </w:num>
+  <w:num w:numId="14" w16cid:durableId="812717040">
+    <w:abstractNumId w:val="6"/>
   </w:num>
 </w:numbering>
 </file>
 
 <file path=word/styles.xml><?xml version="1.0" encoding="utf-8"?>
-<w:styles xmlns:mc="http://schemas.openxmlformats.org/markup-compatibility/2006" xmlns:r="http://schemas.openxmlformats.org/officeDocument/2006/relationships" xmlns:w="http://schemas.openxmlformats.org/wordprocessingml/2006/main" xmlns:w14="http://schemas.microsoft.com/office/word/2010/wordml" xmlns:w15="http://schemas.microsoft.com/office/word/2012/wordml" xmlns:w16cex="http://schemas.microsoft.com/office/word/2018/wordml/cex" xmlns:w16cid="http://schemas.microsoft.com/office/word/2016/wordml/cid" xmlns:w16="http://schemas.microsoft.com/office/word/2018/wordml" xmlns:w16sdtdh="http://schemas.microsoft.com/office/word/2020/wordml/sdtdatahash" xmlns:w16se="http://schemas.microsoft.com/office/word/2015/wordml/symex" mc:Ignorable="w14 w15 w16se w16cid w16 w16cex w16sdtdh">
+<w:styles xmlns:mc="http://schemas.openxmlformats.org/markup-compatibility/2006" xmlns:r="http://schemas.openxmlformats.org/officeDocument/2006/relationships" xmlns:w="http://schemas.openxmlformats.org/wordprocessingml/2006/main" xmlns:w14="http://schemas.microsoft.com/office/word/2010/wordml" xmlns:w15="http://schemas.microsoft.com/office/word/2012/wordml" xmlns:w16cex="http://schemas.microsoft.com/office/word/2018/wordml/cex" xmlns:w16cid="http://schemas.microsoft.com/office/word/2016/wordml/cid" xmlns:w16="http://schemas.microsoft.com/office/word/2018/wordml" xmlns:w16du="http://schemas.microsoft.com/office/word/2023/wordml/word16du" xmlns:w16sdtdh="http://schemas.microsoft.com/office/word/2020/wordml/sdtdatahash" xmlns:w16sdtfl="http://schemas.microsoft.com/office/word/2024/wordml/sdtformatlock" xmlns:w16se="http://schemas.microsoft.com/office/word/2015/wordml/symex" mc:Ignorable="w14 w15 w16se w16cid w16 w16cex w16sdtdh w16sdtfl w16du">
   <w:docDefaults>
     <w:rPrDefault>
       <w:rPr>
@@ -3424,7 +3556,6 @@
   <w:style w:type="character" w:default="1" w:styleId="DefaultParagraphFont">
     <w:name w:val="Default Paragraph Font"/>
     <w:uiPriority w:val="1"/>
-    <w:semiHidden/>
     <w:unhideWhenUsed/>
   </w:style>
   <w:style w:type="table" w:default="1" w:styleId="TableNormal">
